--- a/T&C/1 Euro Auctions/Vers 2 - Multilanguage - Q4 2026/2_CPA_1EuroAuction_Versione_2_2026_DEF_ENG.docx
+++ b/T&C/1 Euro Auctions/Vers 2 - Multilanguage - Q4 2026/2_CPA_1EuroAuction_Versione_2_2026_DEF_ENG.docx
@@ -94,10 +94,8 @@
           <w:sz w:val="20"/>
           <w:szCs w:val="20"/>
         </w:rPr>
-        <w:t>These Special Auction Terms and Conditions govern the category of Auctions designated “1 Euro Auctions”, organised by Fleequid within the Marketplace as a particular, special and derogatory mode of sale of Vehicles.</w:t>
-      </w:r>
-      <w:proofErr w:type="spellStart"/>
-      <w:proofErr w:type="spellEnd"/>
+        <w:t>These Special Sale Terms and Conditions govern the category of Auctions designated “1 Euro Auctions”, organised by Fleequid within the Marketplace as a particular, special and derogatory mode of sale of Vehicles.</w:t>
+      </w:r>
     </w:p>
     <w:p>
       <w:pPr>
@@ -117,7 +115,7 @@
           <w:sz w:val="20"/>
           <w:szCs w:val="20"/>
         </w:rPr>
-        <w:t>They are adopted pursuant to and for the purposes of arts. 4.3, 4.4 and 9.4, letter d), of the General Terms and Conditions of the Fleequid Marketplace (“GTC”) and constitute Special Sale Terms and Conditions within the meaning of the GTC (hereinafter also “Special Auction Terms and Conditions”), with the consequent prevalence over the GTC in the event of incompatibility and within the limits of the matters expressly governed in this document.</w:t>
+        <w:t>They are adopted pursuant to and for the purposes of arts. 4.3, 4.4, 4.5 and 9.4, letter d), of the General Terms and Conditions of the Fleequid Marketplace (“GTC”) and constitute Special Sale Terms and Conditions within the meaning of the GTC (hereinafter also “Special Terms and Conditions”), with the consequent prevalence over the GTC in the event of incompatibility and within the limits of the matters expressly governed in this document.</w:t>
       </w:r>
     </w:p>
     <w:p>
@@ -138,10 +136,8 @@
           <w:sz w:val="20"/>
           <w:szCs w:val="20"/>
         </w:rPr>
-        <w:t>These Special Terms and Conditions apply exclusively where an Auction is expressly qualified as a “1 Euro Auction” in the relevant data sheet published on the Marketplace, including by means of a simple indication or labelling thereof, irrespective of the presence of a full textual reference or of specific descriptive content. Such qualification entails the automatic application of these terms and conditions to the relevant contractual relationship, by virtue of the registration and use of the Marketplace by the Users, without the need for any further acceptance, the GTC already approved by the Users remaining unaffected.</w:t>
-      </w:r>
-      <w:proofErr w:type="spellStart"/>
-      <w:proofErr w:type="spellEnd"/>
+        <w:t>These Special Terms and Conditions apply exclusively where an Auction is expressly qualified as a “1 Euro Auction” in the relevant data sheet published on the Marketplace, including by means of a simple indication or labelling, provided that the relevant text is made accessible and available for consultation before the Bid is made pursuant to art. 4.5 of the GTC.</w:t>
+      </w:r>
     </w:p>
     <w:p>
       <w:pPr>
@@ -161,7 +157,7 @@
           <w:sz w:val="20"/>
           <w:szCs w:val="20"/>
         </w:rPr>
-        <w:t>The publication of an Offer to Sell within an Auction qualified as a “1 Euro Auction”, as well as participation therein by Bidders, constitutes express, full and binding acceptance of these Special Terms and Conditions. The specific approval in writing, pursuant to arts. 1341 and 1342 of the Italian Civil Code, of the clauses indicated in the final section of this document remains unaffected.</w:t>
+        <w:t>The specific approval in writing, pursuant to arts. 1341 and 1342 of the Italian Civil Code, of the clauses indicated in the final section of this document remains unaffected.</w:t>
       </w:r>
     </w:p>
     <w:p>
@@ -182,10 +178,8 @@
           <w:sz w:val="20"/>
           <w:szCs w:val="20"/>
         </w:rPr>
-        <w:t>For any matter not expressly provided for in this document, the GTC, any Specific Terms and Conditions and the Fleequid Fee Schedule remain fully applicable, insofar as they are compatible with the nature of the “1 Euro Auctions”, in accordance with the hierarchy established by art. 3.3 of the GTC.</w:t>
-      </w:r>
-      <w:proofErr w:type="spellStart"/>
-      <w:proofErr w:type="spellEnd"/>
+        <w:t>For any matter not expressly provided for in this document, the GTC, any Specific Terms and Conditions and the Fleequid Fee Schedule remain fully applicable, in accordance with the hierarchy established by art. 4.3 of the GTC.</w:t>
+      </w:r>
     </w:p>
     <w:p>
       <w:pPr>
@@ -277,7 +271,7 @@
           <w:sz w:val="20"/>
           <w:szCs w:val="20"/>
         </w:rPr>
-        <w:t>The “1 Euro Auctions” constitute a particular category of Auction organised by Fleequid within the Marketplace, characterised by specific methods for determining the price and by specific financial terms as compared with the ordinary Auctions governed by the General Terms and Conditions (“GTC”).</w:t>
+        <w:t>The “1 Euro Auctions” constitute a particular category of Auction organised by Fleequid within the Marketplace, characterised by specific methods for determining the price and by specific financial terms, distinct from those of the ordinary Auctions governed by the General Terms and Conditions (“GTC”).</w:t>
       </w:r>
     </w:p>
     <w:p>
@@ -528,7 +522,7 @@
           <w:sz w:val="20"/>
           <w:szCs w:val="20"/>
         </w:rPr>
-        <w:t>Where, at the end of the 1 Euro Auction, no valid Bid has been received, the Auction shall be deemed unsuccessful and no Binding Agreement shall be concluded pursuant to the GTC; consequently, no obligation to purchase the Vehicle shall arise for Fleequid, the Seller or third parties.</w:t>
+        <w:t>Where, at the end of the 1 Euro Auction, no valid Bid has been received, the Auction shall be deemed unsuccessful and no Binding Agreement shall be concluded pursuant to the GTC.</w:t>
       </w:r>
     </w:p>
     <w:p>
@@ -727,7 +721,7 @@
           <w:sz w:val="20"/>
           <w:szCs w:val="20"/>
         </w:rPr>
-        <w:t>The payment of any economic top-up up to the MCSP is subject to the proper conclusion of the Contract and to the full and definitive performance of the payment obligations by the Buyer, in accordance with the GTC. It is likewise understood that the Seller must have fully and unreservedly performed all the obligations provided for by the GTC and by these Special Terms and Conditions, including, by way of example, the obligations relating to the conformity of the Vehicle, to the completeness and truthfulness of the information provided and to the proper performance of delivery.</w:t>
+        <w:t>The payment of any economic top-up up to the MCSP is subject to the proper conclusion of the Binding Agreement and to the full and definitive performance of the payment obligations by the Buyer, in accordance with the GTC. It is likewise understood that the Seller must have fully and unreservedly performed all the obligations provided for by the GTC and by these Special Terms and Conditions, including, by way of example, the obligations relating to the conformity of the Vehicle, to the completeness and truthfulness of the information provided and to the proper performance of delivery.</w:t>
       </w:r>
     </w:p>
     <w:p>
@@ -849,7 +843,7 @@
           <w:sz w:val="20"/>
           <w:szCs w:val="20"/>
         </w:rPr>
-        <w:t>Commission structure.</w:t>
+        <w:t>Commission structure in the Commission Sale.</w:t>
       </w:r>
     </w:p>
     <w:p>
@@ -1096,10 +1090,8 @@
           <w:sz w:val="20"/>
           <w:szCs w:val="20"/>
         </w:rPr>
-        <w:t>The successful Buyer is required to pay the hammer price and the Commissions due within the time limits and in the manner provided for by the GTC, as well as by the Fee Schedule applicable to the specific 1 Euro Auction.</w:t>
-      </w:r>
-      <w:proofErr w:type="spellStart"/>
-      <w:proofErr w:type="spellEnd"/>
+        <w:t>The Buyer is required to pay the Total Amount Due within the time limits and in the manner provided for by the GTC and by the conditions applicable to the specific 1 Euro Auction.</w:t>
+      </w:r>
     </w:p>
     <w:p>
       <w:pPr>
@@ -1148,10 +1140,8 @@
           <w:sz w:val="20"/>
           <w:szCs w:val="20"/>
         </w:rPr>
-        <w:t>In the case of 1 Euro Auctions, any economic top-up in favour of the Seller is owed by Fleequid exclusively within the limits and on the conditions provided for by art. 3 of these Special Terms and Conditions. It is understood that such top-up is subject to the full performance of the conditions provided for therein, including the proper conclusion of the Contract and the actual collection of the sums due from the Buyer, save as otherwise established in these Special Terms and Conditions.</w:t>
-      </w:r>
-      <w:proofErr w:type="spellStart"/>
-      <w:proofErr w:type="spellEnd"/>
+        <w:t>In the case of 1 Euro Auctions, any economic top-up in favour of the Seller is owed by Fleequid exclusively within the limits and on the conditions provided for by art. 3 of these Special Terms and Conditions. It is understood that such top-up is subject to the full performance of the conditions provided for therein, including the proper conclusion of the Binding Agreement and the actual collection of the sums due from the Buyer, save as otherwise established in these Special Terms and Conditions.</w:t>
+      </w:r>
     </w:p>
     <w:p>
       <w:pPr>
@@ -1467,6 +1457,7 @@
         <w:rPr>
           <w:rFonts w:ascii="Verdana" w:hAnsi="Verdana"/>
           <w:b/>
+          <w:bCs/>
           <w:sz w:val="20"/>
           <w:szCs w:val="20"/>
         </w:rPr>
@@ -1497,6 +1488,7 @@
         <w:rPr>
           <w:rFonts w:ascii="Verdana" w:hAnsi="Verdana"/>
           <w:b/>
+          <w:bCs/>
           <w:sz w:val="20"/>
           <w:szCs w:val="20"/>
         </w:rPr>
